--- a/reports/thesis/09_chapter_2.docx
+++ b/reports/thesis/09_chapter_2.docx
@@ -9287,7 +9287,47 @@
           <w:sz w:val="22"/>
           <w:szCs w:val="22"/>
         </w:rPr>
-        <w:t xml:space="preserve"> Individual decisions are shown for the modeling period.</w:t>
+        <w:t xml:space="preserve"> </w:t>
+      </w:r>
+      <w:r>
+        <w:rPr>
+          <w:rFonts w:ascii="Arial" w:hAnsi="Arial" w:cs="Arial"/>
+          <w:sz w:val="22"/>
+          <w:szCs w:val="22"/>
+        </w:rPr>
+        <w:t>The f</w:t>
+      </w:r>
+      <w:r>
+        <w:rPr>
+          <w:rFonts w:ascii="Arial" w:hAnsi="Arial" w:cs="Arial"/>
+          <w:sz w:val="22"/>
+          <w:szCs w:val="22"/>
+        </w:rPr>
+        <w:t xml:space="preserve">ull winter period is </w:t>
+      </w:r>
+      <w:r>
+        <w:rPr>
+          <w:rFonts w:ascii="Arial" w:hAnsi="Arial" w:cs="Arial"/>
+          <w:sz w:val="22"/>
+          <w:szCs w:val="22"/>
+        </w:rPr>
+        <w:t>the mean value across individuals</w:t>
+      </w:r>
+      <w:r>
+        <w:rPr>
+          <w:rFonts w:ascii="Arial" w:hAnsi="Arial" w:cs="Arial"/>
+          <w:sz w:val="22"/>
+          <w:szCs w:val="22"/>
+        </w:rPr>
+        <w:t xml:space="preserve"> from September – March. </w:t>
+      </w:r>
+      <w:r>
+        <w:rPr>
+          <w:rFonts w:ascii="Arial" w:hAnsi="Arial" w:cs="Arial"/>
+          <w:sz w:val="22"/>
+          <w:szCs w:val="22"/>
+        </w:rPr>
+        <w:t>Individual decisions are shown for the modeling period.</w:t>
       </w:r>
       <w:r>
         <w:rPr>
@@ -10082,10 +10122,10 @@
         </w:rPr>
         <w:lastRenderedPageBreak/>
         <w:drawing>
-          <wp:inline distT="0" distB="0" distL="0" distR="0" wp14:anchorId="5C0D06F8" wp14:editId="246F81B6">
-            <wp:extent cx="5937885" cy="3339465"/>
-            <wp:effectExtent l="0" t="0" r="5715" b="0"/>
-            <wp:docPr id="1098696582" name="Picture 3"/>
+          <wp:inline distT="0" distB="0" distL="0" distR="0" wp14:anchorId="3481AB72" wp14:editId="27FF4814">
+            <wp:extent cx="5937250" cy="3340100"/>
+            <wp:effectExtent l="0" t="0" r="6350" b="0"/>
+            <wp:docPr id="976378938" name="Picture 2"/>
             <wp:cNvGraphicFramePr>
               <a:graphicFrameLocks xmlns:a="http://schemas.openxmlformats.org/drawingml/2006/main" noChangeAspect="1"/>
             </wp:cNvGraphicFramePr>
@@ -10093,7 +10133,7 @@
               <a:graphicData uri="http://schemas.openxmlformats.org/drawingml/2006/picture">
                 <pic:pic xmlns:pic="http://schemas.openxmlformats.org/drawingml/2006/picture">
                   <pic:nvPicPr>
-                    <pic:cNvPr id="0" name="Picture 3"/>
+                    <pic:cNvPr id="0" name="Picture 2"/>
                     <pic:cNvPicPr>
                       <a:picLocks noChangeAspect="1" noChangeArrowheads="1"/>
                     </pic:cNvPicPr>
@@ -10114,7 +10154,7 @@
                   <pic:spPr bwMode="auto">
                     <a:xfrm>
                       <a:off x="0" y="0"/>
-                      <a:ext cx="5937885" cy="3339465"/>
+                      <a:ext cx="5937250" cy="3340100"/>
                     </a:xfrm>
                     <a:prstGeom prst="rect">
                       <a:avLst/>
@@ -11032,7 +11072,7 @@
           <w:sz w:val="22"/>
           <w:szCs w:val="22"/>
         </w:rPr>
-        <w:t xml:space="preserve"> with ravens</w:t>
+        <w:t xml:space="preserve"> with ravens visiting 34% of days.</w:t>
       </w:r>
       <w:r>
         <w:rPr>
@@ -11048,39 +11088,7 @@
           <w:sz w:val="22"/>
           <w:szCs w:val="22"/>
         </w:rPr>
-        <w:t xml:space="preserve">visiting </w:t>
-      </w:r>
-      <w:r>
-        <w:rPr>
-          <w:rFonts w:ascii="Arial" w:hAnsi="Arial" w:cs="Arial"/>
-          <w:sz w:val="22"/>
-          <w:szCs w:val="22"/>
-        </w:rPr>
-        <w:t>34% of days.</w:t>
-      </w:r>
-      <w:r>
-        <w:rPr>
-          <w:rFonts w:ascii="Arial" w:hAnsi="Arial" w:cs="Arial"/>
-          <w:sz w:val="22"/>
-          <w:szCs w:val="22"/>
-        </w:rPr>
-        <w:t xml:space="preserve"> </w:t>
-      </w:r>
-      <w:r>
-        <w:rPr>
-          <w:rFonts w:ascii="Arial" w:hAnsi="Arial" w:cs="Arial"/>
-          <w:sz w:val="22"/>
-          <w:szCs w:val="22"/>
-        </w:rPr>
-        <w:t xml:space="preserve">52.6% </w:t>
-      </w:r>
-      <w:r>
-        <w:rPr>
-          <w:rFonts w:ascii="Arial" w:hAnsi="Arial" w:cs="Arial"/>
-          <w:sz w:val="22"/>
-          <w:szCs w:val="22"/>
-        </w:rPr>
-        <w:t>of</w:t>
+        <w:t>52.6% of</w:t>
       </w:r>
       <w:r>
         <w:rPr>
@@ -14392,23 +14400,7 @@
           <w:sz w:val="22"/>
           <w:szCs w:val="22"/>
         </w:rPr>
-        <w:t xml:space="preserve">. Even large prey may have little remaining for a raven after days of use by predators and scavengers. </w:t>
-      </w:r>
-      <w:r>
-        <w:rPr>
-          <w:rFonts w:ascii="Arial" w:hAnsi="Arial" w:cs="Arial"/>
-          <w:sz w:val="22"/>
-          <w:szCs w:val="22"/>
-        </w:rPr>
-        <w:t xml:space="preserve">A majority of ravens that left kills on their territory did so on the last day of the kill’s availability. Leaving a wolf kill to forage on human resources outside Yellowstone </w:t>
-      </w:r>
-      <w:r>
-        <w:rPr>
-          <w:rFonts w:ascii="Arial" w:hAnsi="Arial" w:cs="Arial"/>
-          <w:sz w:val="22"/>
-          <w:szCs w:val="22"/>
-        </w:rPr>
-        <w:t xml:space="preserve">may allow ravens to forage at a greater rate, as interruptions from competitively dominant scavengers, such as wolves and coyotes, are less likely where humans persecute predators </w:t>
+        <w:t xml:space="preserve">. Even large prey may have little remaining for a raven after days of use by predators and scavengers. A majority of ravens that left kills on their territory did so on the last day of the kill’s availability. Leaving a wolf kill to forage on human resources outside Yellowstone may allow ravens to forage at a greater rate, as interruptions from competitively dominant scavengers, such as wolves and coyotes, are less likely where humans persecute predators </w:t>
       </w:r>
       <w:r>
         <w:rPr>
@@ -17246,6 +17238,7 @@
   <w:style w:type="character" w:default="1" w:styleId="DefaultParagraphFont">
     <w:name w:val="Default Paragraph Font"/>
     <w:uiPriority w:val="1"/>
+    <w:semiHidden/>
     <w:unhideWhenUsed/>
   </w:style>
   <w:style w:type="table" w:default="1" w:styleId="TableNormal">

--- a/reports/thesis/09_chapter_2.docx
+++ b/reports/thesis/09_chapter_2.docx
@@ -7624,9 +7624,9 @@
         <w:tblLook w:val="04A0" w:firstRow="1" w:lastRow="0" w:firstColumn="1" w:lastColumn="0" w:noHBand="0" w:noVBand="1"/>
       </w:tblPr>
       <w:tblGrid>
-        <w:gridCol w:w="1276"/>
+        <w:gridCol w:w="1219"/>
         <w:gridCol w:w="1329"/>
-        <w:gridCol w:w="6745"/>
+        <w:gridCol w:w="6802"/>
       </w:tblGrid>
       <w:tr>
         <w:tc>
@@ -7734,14 +7734,6 @@
               </w:rPr>
               <w:t>Visit</w:t>
             </w:r>
-            <w:r>
-              <w:rPr>
-                <w:rFonts w:ascii="Arial" w:hAnsi="Arial" w:cs="Arial"/>
-                <w:sz w:val="22"/>
-                <w:szCs w:val="22"/>
-              </w:rPr>
-              <w:t>*</w:t>
-            </w:r>
             <w:commentRangeEnd w:id="5"/>
             <w:r>
               <w:rPr>
@@ -7796,7 +7788,7 @@
                 <w:sz w:val="22"/>
                 <w:szCs w:val="22"/>
               </w:rPr>
-              <w:t>Using the map of available wolf kills, whether a raven had ≥1 GPS point within 500 m of a wolf kill inside their territory (Eq. 1) or outside their territory (Eq. 2) each day.</w:t>
+              <w:t>Using the map of available wolf kills, whether a raven had ≥1 GPS point within 500 m of a wolf kill inside their territory (Eq. 1) each day.</w:t>
             </w:r>
           </w:p>
         </w:tc>
@@ -7909,6 +7901,125 @@
                 <w:szCs w:val="22"/>
               </w:rPr>
               <w:lastRenderedPageBreak/>
+              <w:t>Kill</w:t>
+            </w:r>
+          </w:p>
+        </w:tc>
+        <w:tc>
+          <w:tcPr>
+            <w:tcW w:w="0" w:type="auto"/>
+          </w:tcPr>
+          <w:p>
+            <w:pPr>
+              <w:spacing w:line="480" w:lineRule="auto"/>
+              <w:rPr>
+                <w:rFonts w:ascii="Arial" w:hAnsi="Arial" w:cs="Arial"/>
+                <w:sz w:val="22"/>
+                <w:szCs w:val="22"/>
+              </w:rPr>
+            </w:pPr>
+            <w:r>
+              <w:rPr>
+                <w:rFonts w:ascii="Arial" w:hAnsi="Arial" w:cs="Arial"/>
+                <w:sz w:val="22"/>
+                <w:szCs w:val="22"/>
+              </w:rPr>
+              <w:t>Binary</w:t>
+            </w:r>
+          </w:p>
+        </w:tc>
+        <w:tc>
+          <w:tcPr>
+            <w:tcW w:w="0" w:type="auto"/>
+          </w:tcPr>
+          <w:p>
+            <w:pPr>
+              <w:spacing w:line="480" w:lineRule="auto"/>
+              <w:rPr>
+                <w:rFonts w:ascii="Arial" w:hAnsi="Arial" w:cs="Arial"/>
+                <w:sz w:val="22"/>
+                <w:szCs w:val="22"/>
+              </w:rPr>
+            </w:pPr>
+            <w:r>
+              <w:rPr>
+                <w:rFonts w:ascii="Arial" w:hAnsi="Arial" w:cs="Arial"/>
+                <w:sz w:val="22"/>
+                <w:szCs w:val="22"/>
+              </w:rPr>
+              <w:t xml:space="preserve">Using the map of available wolf kills, whether a raven had ≥1 GPS point within 500 m of a wolf kill </w:t>
+            </w:r>
+            <w:r>
+              <w:rPr>
+                <w:rFonts w:ascii="Arial" w:hAnsi="Arial" w:cs="Arial"/>
+                <w:sz w:val="22"/>
+                <w:szCs w:val="22"/>
+              </w:rPr>
+              <w:t>outside</w:t>
+            </w:r>
+            <w:r>
+              <w:rPr>
+                <w:rFonts w:ascii="Arial" w:hAnsi="Arial" w:cs="Arial"/>
+                <w:sz w:val="22"/>
+                <w:szCs w:val="22"/>
+              </w:rPr>
+              <w:t xml:space="preserve"> their territory (Eq. </w:t>
+            </w:r>
+            <w:r>
+              <w:rPr>
+                <w:rFonts w:ascii="Arial" w:hAnsi="Arial" w:cs="Arial"/>
+                <w:sz w:val="22"/>
+                <w:szCs w:val="22"/>
+              </w:rPr>
+              <w:t>2</w:t>
+            </w:r>
+            <w:r>
+              <w:rPr>
+                <w:rFonts w:ascii="Arial" w:hAnsi="Arial" w:cs="Arial"/>
+                <w:sz w:val="22"/>
+                <w:szCs w:val="22"/>
+              </w:rPr>
+              <w:t>)</w:t>
+            </w:r>
+            <w:r>
+              <w:rPr>
+                <w:rFonts w:ascii="Arial" w:hAnsi="Arial" w:cs="Arial"/>
+                <w:sz w:val="22"/>
+                <w:szCs w:val="22"/>
+              </w:rPr>
+              <w:t xml:space="preserve"> </w:t>
+            </w:r>
+            <w:r>
+              <w:rPr>
+                <w:rFonts w:ascii="Arial" w:hAnsi="Arial" w:cs="Arial"/>
+                <w:sz w:val="22"/>
+                <w:szCs w:val="22"/>
+              </w:rPr>
+              <w:t>each day.</w:t>
+            </w:r>
+          </w:p>
+        </w:tc>
+      </w:tr>
+      <w:tr>
+        <w:tc>
+          <w:tcPr>
+            <w:tcW w:w="0" w:type="auto"/>
+          </w:tcPr>
+          <w:p>
+            <w:pPr>
+              <w:spacing w:line="480" w:lineRule="auto"/>
+              <w:rPr>
+                <w:rFonts w:ascii="Arial" w:hAnsi="Arial" w:cs="Arial"/>
+                <w:sz w:val="22"/>
+                <w:szCs w:val="22"/>
+              </w:rPr>
+            </w:pPr>
+            <w:r>
+              <w:rPr>
+                <w:rFonts w:ascii="Arial" w:hAnsi="Arial" w:cs="Arial"/>
+                <w:sz w:val="22"/>
+                <w:szCs w:val="22"/>
+              </w:rPr>
               <w:t>Biomass</w:t>
             </w:r>
           </w:p>
@@ -8026,39 +8137,7 @@
                 <w:sz w:val="22"/>
                 <w:szCs w:val="22"/>
               </w:rPr>
-              <w:t xml:space="preserve">Whether each day was </w:t>
-            </w:r>
-            <w:r>
-              <w:rPr>
-                <w:rFonts w:ascii="Arial" w:hAnsi="Arial" w:cs="Arial"/>
-                <w:sz w:val="22"/>
-                <w:szCs w:val="22"/>
-              </w:rPr>
-              <w:t xml:space="preserve">within the </w:t>
-            </w:r>
-            <w:r>
-              <w:rPr>
-                <w:rFonts w:ascii="Arial" w:hAnsi="Arial" w:cs="Arial"/>
-                <w:sz w:val="22"/>
-                <w:szCs w:val="22"/>
-              </w:rPr>
-              <w:t xml:space="preserve">time </w:t>
-            </w:r>
-            <w:r>
-              <w:rPr>
-                <w:rFonts w:ascii="Arial" w:hAnsi="Arial" w:cs="Arial"/>
-                <w:sz w:val="22"/>
-                <w:szCs w:val="22"/>
-              </w:rPr>
-              <w:t>window of MTFWP or bison recreational hunting</w:t>
-            </w:r>
-            <w:r>
-              <w:rPr>
-                <w:rFonts w:ascii="Arial" w:hAnsi="Arial" w:cs="Arial"/>
-                <w:sz w:val="22"/>
-                <w:szCs w:val="22"/>
-              </w:rPr>
-              <w:t>.</w:t>
+              <w:t>Whether each day was within the time window of MTFWP or bison recreational hunting.</w:t>
             </w:r>
           </w:p>
         </w:tc>
@@ -9050,7 +9129,16 @@
           <w:sz w:val="22"/>
           <w:szCs w:val="22"/>
         </w:rPr>
-        <w:t xml:space="preserve"> to forage in West Yellowstone, MT (Fig. </w:t>
+        <w:t xml:space="preserve"> to forage in </w:t>
+      </w:r>
+      <w:r>
+        <w:rPr>
+          <w:rFonts w:ascii="Arial" w:hAnsi="Arial" w:cs="Arial"/>
+          <w:sz w:val="22"/>
+          <w:szCs w:val="22"/>
+        </w:rPr>
+        <w:lastRenderedPageBreak/>
+        <w:t xml:space="preserve">West Yellowstone, MT (Fig. </w:t>
       </w:r>
       <w:r>
         <w:rPr>
@@ -9197,7 +9285,6 @@
           <w:sz w:val="22"/>
           <w:szCs w:val="22"/>
         </w:rPr>
-        <w:lastRenderedPageBreak/>
         <w:drawing>
           <wp:inline distT="0" distB="0" distL="0" distR="0" wp14:anchorId="4FD70A3F" wp14:editId="5342A2ED">
             <wp:extent cx="5937885" cy="4542790"/>
@@ -9525,7 +9612,6 @@
           <w:sz w:val="22"/>
           <w:szCs w:val="22"/>
         </w:rPr>
-        <w:lastRenderedPageBreak/>
         <w:drawing>
           <wp:inline distT="0" distB="0" distL="0" distR="0" wp14:anchorId="6BF61E1C" wp14:editId="2C9B66D8">
             <wp:extent cx="5937250" cy="4667250"/>
@@ -9789,7 +9875,16 @@
           <w:sz w:val="22"/>
           <w:szCs w:val="22"/>
         </w:rPr>
-        <w:t>The proportion of days ravens left their territories to visit sites other than the hunting region</w:t>
+        <w:t xml:space="preserve">The proportion of days ravens left their </w:t>
+      </w:r>
+      <w:r>
+        <w:rPr>
+          <w:rFonts w:ascii="Arial" w:hAnsi="Arial" w:cs="Arial"/>
+          <w:sz w:val="22"/>
+          <w:szCs w:val="22"/>
+        </w:rPr>
+        <w:lastRenderedPageBreak/>
+        <w:t>territories to visit sites other than the hunting region</w:t>
       </w:r>
       <w:r>
         <w:rPr>
@@ -9829,16 +9924,7 @@
           <w:sz w:val="22"/>
           <w:szCs w:val="22"/>
         </w:rPr>
-        <w:t xml:space="preserve">Before hunting began in late October and between hunting seasons in the middle of </w:t>
-      </w:r>
-      <w:r>
-        <w:rPr>
-          <w:rFonts w:ascii="Arial" w:hAnsi="Arial" w:cs="Arial"/>
-          <w:sz w:val="22"/>
-          <w:szCs w:val="22"/>
-        </w:rPr>
-        <w:lastRenderedPageBreak/>
-        <w:t>winter, ravens visiting the hunting regions spent more time at the Gardiner landfill and sewage treatment ponds</w:t>
+        <w:t>Before hunting began in late October and between hunting seasons in the middle of winter, ravens visiting the hunting regions spent more time at the Gardiner landfill and sewage treatment ponds</w:t>
       </w:r>
       <w:r>
         <w:rPr>
@@ -12190,10 +12276,10 @@
         </w:rPr>
         <w:lastRenderedPageBreak/>
         <w:drawing>
-          <wp:inline distT="0" distB="0" distL="0" distR="0" wp14:anchorId="08CB6821" wp14:editId="34F46397">
+          <wp:inline distT="0" distB="0" distL="0" distR="0" wp14:anchorId="5D64F72A" wp14:editId="0DCF5084">
             <wp:extent cx="5937250" cy="4540250"/>
             <wp:effectExtent l="0" t="0" r="6350" b="0"/>
-            <wp:docPr id="1309768767" name="Picture 2"/>
+            <wp:docPr id="2023350274" name="Picture 1"/>
             <wp:cNvGraphicFramePr>
               <a:graphicFrameLocks xmlns:a="http://schemas.openxmlformats.org/drawingml/2006/main" noChangeAspect="1"/>
             </wp:cNvGraphicFramePr>
@@ -12201,7 +12287,7 @@
               <a:graphicData uri="http://schemas.openxmlformats.org/drawingml/2006/picture">
                 <pic:pic xmlns:pic="http://schemas.openxmlformats.org/drawingml/2006/picture">
                   <pic:nvPicPr>
-                    <pic:cNvPr id="0" name="Picture 2"/>
+                    <pic:cNvPr id="0" name="Picture 1"/>
                     <pic:cNvPicPr>
                       <a:picLocks noChangeAspect="1" noChangeArrowheads="1"/>
                     </pic:cNvPicPr>

--- a/reports/thesis/09_chapter_2.docx
+++ b/reports/thesis/09_chapter_2.docx
@@ -6113,6 +6113,7 @@
     <w:p>
       <w:pPr>
         <w:spacing w:line="480" w:lineRule="auto"/>
+        <w:jc w:val="center"/>
         <w:rPr>
           <w:rFonts w:ascii="Arial" w:eastAsiaTheme="minorEastAsia" w:hAnsi="Arial" w:cs="Arial"/>
           <w:i/>
@@ -6122,6 +6123,9 @@
         </w:rPr>
       </w:pPr>
       <m:oMathPara>
+        <m:oMathParaPr>
+          <m:jc m:val="center"/>
+        </m:oMathParaPr>
         <m:oMath>
           <m:r>
             <w:rPr>
@@ -7106,6 +7110,7 @@
     <w:p>
       <w:pPr>
         <w:spacing w:line="480" w:lineRule="auto"/>
+        <w:jc w:val="center"/>
         <w:rPr>
           <w:rFonts w:ascii="Arial" w:eastAsiaTheme="minorEastAsia" w:hAnsi="Arial" w:cs="Arial"/>
           <w:i/>
@@ -7113,400 +7118,407 @@
           <w:szCs w:val="22"/>
         </w:rPr>
       </w:pPr>
-      <m:oMathPara>
-        <m:oMath>
-          <m:r>
-            <w:rPr>
-              <w:rFonts w:ascii="Cambria Math" w:eastAsiaTheme="minorEastAsia" w:hAnsi="Cambria Math" w:cs="Arial"/>
-              <w:sz w:val="22"/>
-              <w:szCs w:val="22"/>
-            </w:rPr>
-            <m:t>logit</m:t>
-          </m:r>
-          <m:d>
-            <m:dPr>
-              <m:ctrlPr>
-                <w:rPr>
-                  <w:rFonts w:ascii="Cambria Math" w:eastAsiaTheme="minorEastAsia" w:hAnsi="Cambria Math" w:cs="Arial"/>
-                  <w:i/>
-                  <w:sz w:val="22"/>
-                  <w:szCs w:val="22"/>
-                </w:rPr>
-              </m:ctrlPr>
-            </m:dPr>
-            <m:e>
-              <m:sSub>
-                <m:sSubPr>
-                  <m:ctrlPr>
-                    <w:rPr>
-                      <w:rFonts w:ascii="Cambria Math" w:eastAsiaTheme="minorEastAsia" w:hAnsi="Cambria Math" w:cs="Arial"/>
-                      <w:i/>
-                      <w:iCs/>
-                      <w:sz w:val="22"/>
-                      <w:szCs w:val="22"/>
-                    </w:rPr>
-                  </m:ctrlPr>
-                </m:sSubPr>
-                <m:e>
-                  <m:r>
-                    <w:rPr>
-                      <w:rFonts w:ascii="Cambria Math" w:eastAsiaTheme="minorEastAsia" w:hAnsi="Cambria Math" w:cs="Arial"/>
-                      <w:sz w:val="22"/>
-                      <w:szCs w:val="22"/>
-                    </w:rPr>
-                    <m:t>Φ</m:t>
-                  </m:r>
-                </m:e>
-                <m:sub>
-                  <m:r>
-                    <w:rPr>
-                      <w:rFonts w:ascii="Cambria Math" w:eastAsiaTheme="minorEastAsia" w:hAnsi="Cambria Math" w:cs="Arial"/>
-                      <w:sz w:val="22"/>
-                      <w:szCs w:val="22"/>
-                    </w:rPr>
-                    <m:t>ji</m:t>
-                  </m:r>
-                </m:sub>
-              </m:sSub>
-            </m:e>
-          </m:d>
-          <m:r>
-            <w:rPr>
-              <w:rFonts w:ascii="Cambria Math" w:eastAsiaTheme="minorEastAsia" w:hAnsi="Cambria Math" w:cs="Arial"/>
-              <w:sz w:val="22"/>
-              <w:szCs w:val="22"/>
-            </w:rPr>
-            <m:t>=</m:t>
-          </m:r>
-          <m:sSub>
-            <m:sSubPr>
-              <m:ctrlPr>
-                <w:rPr>
-                  <w:rFonts w:ascii="Cambria Math" w:eastAsiaTheme="minorEastAsia" w:hAnsi="Cambria Math" w:cs="Arial"/>
-                  <w:i/>
-                  <w:sz w:val="22"/>
-                  <w:szCs w:val="22"/>
-                </w:rPr>
-              </m:ctrlPr>
-            </m:sSubPr>
-            <m:e>
-              <m:r>
-                <w:rPr>
-                  <w:rFonts w:ascii="Cambria Math" w:eastAsiaTheme="minorEastAsia" w:hAnsi="Cambria Math" w:cs="Arial"/>
-                  <w:sz w:val="22"/>
-                  <w:szCs w:val="22"/>
-                </w:rPr>
-                <m:t>β</m:t>
-              </m:r>
-            </m:e>
-            <m:sub>
-              <m:r>
-                <w:rPr>
-                  <w:rFonts w:ascii="Cambria Math" w:eastAsiaTheme="minorEastAsia" w:hAnsi="Cambria Math" w:cs="Arial"/>
-                  <w:sz w:val="22"/>
-                  <w:szCs w:val="22"/>
-                </w:rPr>
-                <m:t>0, j</m:t>
-              </m:r>
-            </m:sub>
-          </m:sSub>
-          <m:r>
-            <w:rPr>
-              <w:rFonts w:ascii="Cambria Math" w:eastAsiaTheme="minorEastAsia" w:hAnsi="Cambria Math" w:cs="Arial"/>
-              <w:sz w:val="22"/>
-              <w:szCs w:val="22"/>
-            </w:rPr>
-            <m:t>+</m:t>
-          </m:r>
-          <m:sSub>
-            <m:sSubPr>
-              <m:ctrlPr>
-                <w:rPr>
-                  <w:rFonts w:ascii="Cambria Math" w:eastAsiaTheme="minorEastAsia" w:hAnsi="Cambria Math" w:cs="Arial"/>
-                  <w:i/>
-                  <w:iCs/>
-                  <w:sz w:val="22"/>
-                  <w:szCs w:val="22"/>
-                </w:rPr>
-              </m:ctrlPr>
-            </m:sSubPr>
-            <m:e>
-              <m:r>
-                <w:rPr>
-                  <w:rFonts w:ascii="Cambria Math" w:eastAsiaTheme="minorEastAsia" w:hAnsi="Cambria Math" w:cs="Arial"/>
-                  <w:sz w:val="22"/>
-                  <w:szCs w:val="22"/>
-                </w:rPr>
-                <m:t>β</m:t>
-              </m:r>
-            </m:e>
-            <m:sub>
-              <m:r>
-                <w:rPr>
-                  <w:rFonts w:ascii="Cambria Math" w:eastAsiaTheme="minorEastAsia" w:hAnsi="Cambria Math" w:cs="Arial"/>
-                  <w:sz w:val="22"/>
-                  <w:szCs w:val="22"/>
-                </w:rPr>
-                <m:t>1</m:t>
-              </m:r>
-            </m:sub>
-          </m:sSub>
-          <m:r>
-            <w:rPr>
-              <w:rFonts w:ascii="Cambria Math" w:eastAsiaTheme="minorEastAsia" w:hAnsi="Cambria Math" w:cs="Arial"/>
-              <w:sz w:val="22"/>
-              <w:szCs w:val="22"/>
-            </w:rPr>
-            <m:t>*Kill+</m:t>
-          </m:r>
-          <m:sSub>
-            <m:sSubPr>
-              <m:ctrlPr>
-                <w:rPr>
-                  <w:rFonts w:ascii="Cambria Math" w:eastAsiaTheme="minorEastAsia" w:hAnsi="Cambria Math" w:cs="Arial"/>
-                  <w:i/>
-                  <w:iCs/>
-                  <w:sz w:val="22"/>
-                  <w:szCs w:val="22"/>
-                </w:rPr>
-              </m:ctrlPr>
-            </m:sSubPr>
-            <m:e>
-              <m:r>
-                <w:rPr>
-                  <w:rFonts w:ascii="Cambria Math" w:eastAsiaTheme="minorEastAsia" w:hAnsi="Cambria Math" w:cs="Arial"/>
-                  <w:sz w:val="22"/>
-                  <w:szCs w:val="22"/>
-                </w:rPr>
-                <m:t>β</m:t>
-              </m:r>
-            </m:e>
-            <m:sub>
-              <m:r>
-                <w:rPr>
-                  <w:rFonts w:ascii="Cambria Math" w:eastAsiaTheme="minorEastAsia" w:hAnsi="Cambria Math" w:cs="Arial"/>
-                  <w:sz w:val="22"/>
-                  <w:szCs w:val="22"/>
-                </w:rPr>
-                <m:t>2</m:t>
-              </m:r>
-            </m:sub>
-          </m:sSub>
-          <m:r>
-            <w:rPr>
-              <w:rFonts w:ascii="Cambria Math" w:eastAsiaTheme="minorEastAsia" w:hAnsi="Cambria Math" w:cs="Arial"/>
-              <w:sz w:val="22"/>
-              <w:szCs w:val="22"/>
-            </w:rPr>
-            <m:t>*Biomass+</m:t>
-          </m:r>
-          <m:sSub>
-            <m:sSubPr>
-              <m:ctrlPr>
-                <w:rPr>
-                  <w:rFonts w:ascii="Cambria Math" w:eastAsiaTheme="minorEastAsia" w:hAnsi="Cambria Math" w:cs="Arial"/>
-                  <w:i/>
-                  <w:iCs/>
-                  <w:sz w:val="22"/>
-                  <w:szCs w:val="22"/>
-                </w:rPr>
-              </m:ctrlPr>
-            </m:sSubPr>
-            <m:e>
-              <m:r>
-                <w:rPr>
-                  <w:rFonts w:ascii="Cambria Math" w:eastAsiaTheme="minorEastAsia" w:hAnsi="Cambria Math" w:cs="Arial"/>
-                  <w:sz w:val="22"/>
-                  <w:szCs w:val="22"/>
-                </w:rPr>
-                <m:t>β</m:t>
-              </m:r>
-            </m:e>
-            <m:sub>
-              <m:r>
-                <w:rPr>
-                  <w:rFonts w:ascii="Cambria Math" w:eastAsiaTheme="minorEastAsia" w:hAnsi="Cambria Math" w:cs="Arial"/>
-                  <w:sz w:val="22"/>
-                  <w:szCs w:val="22"/>
-                </w:rPr>
-                <m:t>3</m:t>
-              </m:r>
-            </m:sub>
-          </m:sSub>
-          <m:r>
-            <w:rPr>
-              <w:rFonts w:ascii="Cambria Math" w:eastAsiaTheme="minorEastAsia" w:hAnsi="Cambria Math" w:cs="Arial"/>
-              <w:sz w:val="22"/>
-              <w:szCs w:val="22"/>
-            </w:rPr>
-            <m:t>*Hunt+</m:t>
-          </m:r>
-          <m:sSub>
-            <m:sSubPr>
-              <m:ctrlPr>
-                <w:rPr>
-                  <w:rFonts w:ascii="Cambria Math" w:eastAsiaTheme="minorEastAsia" w:hAnsi="Cambria Math" w:cs="Arial"/>
-                  <w:i/>
-                  <w:iCs/>
-                  <w:sz w:val="22"/>
-                  <w:szCs w:val="22"/>
-                </w:rPr>
-              </m:ctrlPr>
-            </m:sSubPr>
-            <m:e>
-              <m:r>
-                <w:rPr>
-                  <w:rFonts w:ascii="Cambria Math" w:eastAsiaTheme="minorEastAsia" w:hAnsi="Cambria Math" w:cs="Arial"/>
-                  <w:sz w:val="22"/>
-                  <w:szCs w:val="22"/>
-                </w:rPr>
-                <m:t>β</m:t>
-              </m:r>
-            </m:e>
-            <m:sub>
-              <m:r>
-                <w:rPr>
-                  <w:rFonts w:ascii="Cambria Math" w:eastAsiaTheme="minorEastAsia" w:hAnsi="Cambria Math" w:cs="Arial"/>
-                  <w:sz w:val="22"/>
-                  <w:szCs w:val="22"/>
-                </w:rPr>
-                <m:t>4</m:t>
-              </m:r>
-            </m:sub>
-          </m:sSub>
-          <m:r>
-            <w:rPr>
-              <w:rFonts w:ascii="Cambria Math" w:eastAsiaTheme="minorEastAsia" w:hAnsi="Cambria Math" w:cs="Arial"/>
-              <w:sz w:val="22"/>
-              <w:szCs w:val="22"/>
-            </w:rPr>
-            <m:t>*Distance+</m:t>
-          </m:r>
-          <m:sSub>
-            <m:sSubPr>
-              <m:ctrlPr>
-                <w:rPr>
-                  <w:rFonts w:ascii="Cambria Math" w:eastAsiaTheme="minorEastAsia" w:hAnsi="Cambria Math" w:cs="Arial"/>
-                  <w:i/>
-                  <w:iCs/>
-                  <w:sz w:val="22"/>
-                  <w:szCs w:val="22"/>
-                </w:rPr>
-              </m:ctrlPr>
-            </m:sSubPr>
-            <m:e>
-              <m:r>
-                <w:rPr>
-                  <w:rFonts w:ascii="Cambria Math" w:eastAsiaTheme="minorEastAsia" w:hAnsi="Cambria Math" w:cs="Arial"/>
-                  <w:sz w:val="22"/>
-                  <w:szCs w:val="22"/>
-                </w:rPr>
-                <m:t>β</m:t>
-              </m:r>
-            </m:e>
-            <m:sub>
-              <m:r>
-                <w:rPr>
-                  <w:rFonts w:ascii="Cambria Math" w:eastAsiaTheme="minorEastAsia" w:hAnsi="Cambria Math" w:cs="Arial"/>
-                  <w:sz w:val="22"/>
-                  <w:szCs w:val="22"/>
-                </w:rPr>
-                <m:t>5</m:t>
-              </m:r>
-            </m:sub>
-          </m:sSub>
-          <m:r>
-            <w:rPr>
-              <w:rFonts w:ascii="Cambria Math" w:eastAsiaTheme="minorEastAsia" w:hAnsi="Cambria Math" w:cs="Arial"/>
-              <w:sz w:val="22"/>
-              <w:szCs w:val="22"/>
-            </w:rPr>
-            <m:t>*Temp+</m:t>
-          </m:r>
-          <m:sSub>
-            <m:sSubPr>
-              <m:ctrlPr>
-                <w:rPr>
-                  <w:rFonts w:ascii="Cambria Math" w:eastAsiaTheme="minorEastAsia" w:hAnsi="Cambria Math" w:cs="Arial"/>
-                  <w:i/>
-                  <w:iCs/>
-                  <w:sz w:val="22"/>
-                  <w:szCs w:val="22"/>
-                </w:rPr>
-              </m:ctrlPr>
-            </m:sSubPr>
-            <m:e>
-              <m:r>
-                <w:rPr>
-                  <w:rFonts w:ascii="Cambria Math" w:eastAsiaTheme="minorEastAsia" w:hAnsi="Cambria Math" w:cs="Arial"/>
-                  <w:sz w:val="22"/>
-                  <w:szCs w:val="22"/>
-                </w:rPr>
-                <m:t>β</m:t>
-              </m:r>
-            </m:e>
-            <m:sub>
-              <m:r>
-                <w:rPr>
-                  <w:rFonts w:ascii="Cambria Math" w:eastAsiaTheme="minorEastAsia" w:hAnsi="Cambria Math" w:cs="Arial"/>
-                  <w:sz w:val="22"/>
-                  <w:szCs w:val="22"/>
-                </w:rPr>
-                <m:t>6</m:t>
-              </m:r>
-            </m:sub>
-          </m:sSub>
-          <m:r>
-            <w:rPr>
-              <w:rFonts w:ascii="Cambria Math" w:eastAsiaTheme="minorEastAsia" w:hAnsi="Cambria Math" w:cs="Arial"/>
-              <w:sz w:val="22"/>
-              <w:szCs w:val="22"/>
-            </w:rPr>
-            <m:t>*Snow+</m:t>
-          </m:r>
-          <m:sSub>
-            <m:sSubPr>
-              <m:ctrlPr>
-                <w:rPr>
-                  <w:rFonts w:ascii="Cambria Math" w:eastAsiaTheme="minorEastAsia" w:hAnsi="Cambria Math" w:cs="Arial"/>
-                  <w:i/>
-                  <w:iCs/>
-                  <w:sz w:val="22"/>
-                  <w:szCs w:val="22"/>
-                </w:rPr>
-              </m:ctrlPr>
-            </m:sSubPr>
-            <m:e>
-              <m:r>
-                <w:rPr>
-                  <w:rFonts w:ascii="Cambria Math" w:eastAsiaTheme="minorEastAsia" w:hAnsi="Cambria Math" w:cs="Arial"/>
-                  <w:sz w:val="22"/>
-                  <w:szCs w:val="22"/>
-                </w:rPr>
-                <m:t>β</m:t>
-              </m:r>
-            </m:e>
-            <m:sub>
-              <m:r>
-                <w:rPr>
-                  <w:rFonts w:ascii="Cambria Math" w:eastAsiaTheme="minorEastAsia" w:hAnsi="Cambria Math" w:cs="Arial"/>
-                  <w:sz w:val="22"/>
-                  <w:szCs w:val="22"/>
-                </w:rPr>
-                <m:t>7</m:t>
-              </m:r>
-            </m:sub>
-          </m:sSub>
-          <m:r>
-            <w:rPr>
-              <w:rFonts w:ascii="Cambria Math" w:eastAsiaTheme="minorEastAsia" w:hAnsi="Cambria Math" w:cs="Arial"/>
-              <w:sz w:val="22"/>
-              <w:szCs w:val="22"/>
-            </w:rPr>
-            <m:t>*Social</m:t>
-          </m:r>
-        </m:oMath>
-      </m:oMathPara>
+      <m:oMath>
+        <m:r>
+          <w:rPr>
+            <w:rFonts w:ascii="Cambria Math" w:eastAsiaTheme="minorEastAsia" w:hAnsi="Cambria Math" w:cs="Arial"/>
+            <w:sz w:val="22"/>
+            <w:szCs w:val="22"/>
+          </w:rPr>
+          <m:t>logit</m:t>
+        </m:r>
+        <m:d>
+          <m:dPr>
+            <m:ctrlPr>
+              <w:rPr>
+                <w:rFonts w:ascii="Cambria Math" w:eastAsiaTheme="minorEastAsia" w:hAnsi="Cambria Math" w:cs="Arial"/>
+                <w:i/>
+                <w:sz w:val="22"/>
+                <w:szCs w:val="22"/>
+              </w:rPr>
+            </m:ctrlPr>
+          </m:dPr>
+          <m:e>
+            <m:sSub>
+              <m:sSubPr>
+                <m:ctrlPr>
+                  <w:rPr>
+                    <w:rFonts w:ascii="Cambria Math" w:eastAsiaTheme="minorEastAsia" w:hAnsi="Cambria Math" w:cs="Arial"/>
+                    <w:i/>
+                    <w:iCs/>
+                    <w:sz w:val="22"/>
+                    <w:szCs w:val="22"/>
+                  </w:rPr>
+                </m:ctrlPr>
+              </m:sSubPr>
+              <m:e>
+                <m:r>
+                  <w:rPr>
+                    <w:rFonts w:ascii="Cambria Math" w:eastAsiaTheme="minorEastAsia" w:hAnsi="Cambria Math" w:cs="Arial"/>
+                    <w:sz w:val="22"/>
+                    <w:szCs w:val="22"/>
+                  </w:rPr>
+                  <m:t>Φ</m:t>
+                </m:r>
+              </m:e>
+              <m:sub>
+                <m:r>
+                  <w:rPr>
+                    <w:rFonts w:ascii="Cambria Math" w:eastAsiaTheme="minorEastAsia" w:hAnsi="Cambria Math" w:cs="Arial"/>
+                    <w:sz w:val="22"/>
+                    <w:szCs w:val="22"/>
+                  </w:rPr>
+                  <m:t>ji</m:t>
+                </m:r>
+              </m:sub>
+            </m:sSub>
+          </m:e>
+        </m:d>
+        <m:r>
+          <w:rPr>
+            <w:rFonts w:ascii="Cambria Math" w:eastAsiaTheme="minorEastAsia" w:hAnsi="Cambria Math" w:cs="Arial"/>
+            <w:sz w:val="22"/>
+            <w:szCs w:val="22"/>
+          </w:rPr>
+          <m:t>=</m:t>
+        </m:r>
+        <m:sSub>
+          <m:sSubPr>
+            <m:ctrlPr>
+              <w:rPr>
+                <w:rFonts w:ascii="Cambria Math" w:eastAsiaTheme="minorEastAsia" w:hAnsi="Cambria Math" w:cs="Arial"/>
+                <w:i/>
+                <w:sz w:val="22"/>
+                <w:szCs w:val="22"/>
+              </w:rPr>
+            </m:ctrlPr>
+          </m:sSubPr>
+          <m:e>
+            <m:r>
+              <w:rPr>
+                <w:rFonts w:ascii="Cambria Math" w:eastAsiaTheme="minorEastAsia" w:hAnsi="Cambria Math" w:cs="Arial"/>
+                <w:sz w:val="22"/>
+                <w:szCs w:val="22"/>
+              </w:rPr>
+              <m:t>β</m:t>
+            </m:r>
+          </m:e>
+          <m:sub>
+            <m:r>
+              <w:rPr>
+                <w:rFonts w:ascii="Cambria Math" w:eastAsiaTheme="minorEastAsia" w:hAnsi="Cambria Math" w:cs="Arial"/>
+                <w:sz w:val="22"/>
+                <w:szCs w:val="22"/>
+              </w:rPr>
+              <m:t>0, j</m:t>
+            </m:r>
+          </m:sub>
+        </m:sSub>
+        <m:r>
+          <w:rPr>
+            <w:rFonts w:ascii="Cambria Math" w:eastAsiaTheme="minorEastAsia" w:hAnsi="Cambria Math" w:cs="Arial"/>
+            <w:sz w:val="22"/>
+            <w:szCs w:val="22"/>
+          </w:rPr>
+          <m:t>+</m:t>
+        </m:r>
+        <m:sSub>
+          <m:sSubPr>
+            <m:ctrlPr>
+              <w:rPr>
+                <w:rFonts w:ascii="Cambria Math" w:eastAsiaTheme="minorEastAsia" w:hAnsi="Cambria Math" w:cs="Arial"/>
+                <w:i/>
+                <w:iCs/>
+                <w:sz w:val="22"/>
+                <w:szCs w:val="22"/>
+              </w:rPr>
+            </m:ctrlPr>
+          </m:sSubPr>
+          <m:e>
+            <m:r>
+              <w:rPr>
+                <w:rFonts w:ascii="Cambria Math" w:eastAsiaTheme="minorEastAsia" w:hAnsi="Cambria Math" w:cs="Arial"/>
+                <w:sz w:val="22"/>
+                <w:szCs w:val="22"/>
+              </w:rPr>
+              <m:t>β</m:t>
+            </m:r>
+          </m:e>
+          <m:sub>
+            <m:r>
+              <w:rPr>
+                <w:rFonts w:ascii="Cambria Math" w:eastAsiaTheme="minorEastAsia" w:hAnsi="Cambria Math" w:cs="Arial"/>
+                <w:sz w:val="22"/>
+                <w:szCs w:val="22"/>
+              </w:rPr>
+              <m:t>1</m:t>
+            </m:r>
+          </m:sub>
+        </m:sSub>
+        <m:r>
+          <w:rPr>
+            <w:rFonts w:ascii="Cambria Math" w:eastAsiaTheme="minorEastAsia" w:hAnsi="Cambria Math" w:cs="Arial"/>
+            <w:sz w:val="22"/>
+            <w:szCs w:val="22"/>
+          </w:rPr>
+          <m:t>*Kill+</m:t>
+        </m:r>
+        <m:sSub>
+          <m:sSubPr>
+            <m:ctrlPr>
+              <w:rPr>
+                <w:rFonts w:ascii="Cambria Math" w:eastAsiaTheme="minorEastAsia" w:hAnsi="Cambria Math" w:cs="Arial"/>
+                <w:i/>
+                <w:iCs/>
+                <w:sz w:val="22"/>
+                <w:szCs w:val="22"/>
+              </w:rPr>
+            </m:ctrlPr>
+          </m:sSubPr>
+          <m:e>
+            <m:r>
+              <w:rPr>
+                <w:rFonts w:ascii="Cambria Math" w:eastAsiaTheme="minorEastAsia" w:hAnsi="Cambria Math" w:cs="Arial"/>
+                <w:sz w:val="22"/>
+                <w:szCs w:val="22"/>
+              </w:rPr>
+              <m:t>β</m:t>
+            </m:r>
+          </m:e>
+          <m:sub>
+            <m:r>
+              <w:rPr>
+                <w:rFonts w:ascii="Cambria Math" w:eastAsiaTheme="minorEastAsia" w:hAnsi="Cambria Math" w:cs="Arial"/>
+                <w:sz w:val="22"/>
+                <w:szCs w:val="22"/>
+              </w:rPr>
+              <m:t>2</m:t>
+            </m:r>
+          </m:sub>
+        </m:sSub>
+        <m:r>
+          <w:rPr>
+            <w:rFonts w:ascii="Cambria Math" w:eastAsiaTheme="minorEastAsia" w:hAnsi="Cambria Math" w:cs="Arial"/>
+            <w:sz w:val="22"/>
+            <w:szCs w:val="22"/>
+          </w:rPr>
+          <m:t>*Biomass+</m:t>
+        </m:r>
+        <m:sSub>
+          <m:sSubPr>
+            <m:ctrlPr>
+              <w:rPr>
+                <w:rFonts w:ascii="Cambria Math" w:eastAsiaTheme="minorEastAsia" w:hAnsi="Cambria Math" w:cs="Arial"/>
+                <w:i/>
+                <w:iCs/>
+                <w:sz w:val="22"/>
+                <w:szCs w:val="22"/>
+              </w:rPr>
+            </m:ctrlPr>
+          </m:sSubPr>
+          <m:e>
+            <m:r>
+              <w:rPr>
+                <w:rFonts w:ascii="Cambria Math" w:eastAsiaTheme="minorEastAsia" w:hAnsi="Cambria Math" w:cs="Arial"/>
+                <w:sz w:val="22"/>
+                <w:szCs w:val="22"/>
+              </w:rPr>
+              <m:t>β</m:t>
+            </m:r>
+          </m:e>
+          <m:sub>
+            <m:r>
+              <w:rPr>
+                <w:rFonts w:ascii="Cambria Math" w:eastAsiaTheme="minorEastAsia" w:hAnsi="Cambria Math" w:cs="Arial"/>
+                <w:sz w:val="22"/>
+                <w:szCs w:val="22"/>
+              </w:rPr>
+              <m:t>3</m:t>
+            </m:r>
+          </m:sub>
+        </m:sSub>
+        <m:r>
+          <w:rPr>
+            <w:rFonts w:ascii="Cambria Math" w:eastAsiaTheme="minorEastAsia" w:hAnsi="Cambria Math" w:cs="Arial"/>
+            <w:sz w:val="22"/>
+            <w:szCs w:val="22"/>
+          </w:rPr>
+          <m:t>*Hunt+</m:t>
+        </m:r>
+        <m:sSub>
+          <m:sSubPr>
+            <m:ctrlPr>
+              <w:rPr>
+                <w:rFonts w:ascii="Cambria Math" w:eastAsiaTheme="minorEastAsia" w:hAnsi="Cambria Math" w:cs="Arial"/>
+                <w:i/>
+                <w:iCs/>
+                <w:sz w:val="22"/>
+                <w:szCs w:val="22"/>
+              </w:rPr>
+            </m:ctrlPr>
+          </m:sSubPr>
+          <m:e>
+            <m:r>
+              <w:rPr>
+                <w:rFonts w:ascii="Cambria Math" w:eastAsiaTheme="minorEastAsia" w:hAnsi="Cambria Math" w:cs="Arial"/>
+                <w:sz w:val="22"/>
+                <w:szCs w:val="22"/>
+              </w:rPr>
+              <m:t>β</m:t>
+            </m:r>
+          </m:e>
+          <m:sub>
+            <m:r>
+              <w:rPr>
+                <w:rFonts w:ascii="Cambria Math" w:eastAsiaTheme="minorEastAsia" w:hAnsi="Cambria Math" w:cs="Arial"/>
+                <w:sz w:val="22"/>
+                <w:szCs w:val="22"/>
+              </w:rPr>
+              <m:t>4</m:t>
+            </m:r>
+          </m:sub>
+        </m:sSub>
+        <m:r>
+          <w:rPr>
+            <w:rFonts w:ascii="Cambria Math" w:eastAsiaTheme="minorEastAsia" w:hAnsi="Cambria Math" w:cs="Arial"/>
+            <w:sz w:val="22"/>
+            <w:szCs w:val="22"/>
+          </w:rPr>
+          <m:t>*Distance+</m:t>
+        </m:r>
+        <m:sSub>
+          <m:sSubPr>
+            <m:ctrlPr>
+              <w:rPr>
+                <w:rFonts w:ascii="Cambria Math" w:eastAsiaTheme="minorEastAsia" w:hAnsi="Cambria Math" w:cs="Arial"/>
+                <w:i/>
+                <w:iCs/>
+                <w:sz w:val="22"/>
+                <w:szCs w:val="22"/>
+              </w:rPr>
+            </m:ctrlPr>
+          </m:sSubPr>
+          <m:e>
+            <m:r>
+              <w:rPr>
+                <w:rFonts w:ascii="Cambria Math" w:eastAsiaTheme="minorEastAsia" w:hAnsi="Cambria Math" w:cs="Arial"/>
+                <w:sz w:val="22"/>
+                <w:szCs w:val="22"/>
+              </w:rPr>
+              <m:t>β</m:t>
+            </m:r>
+          </m:e>
+          <m:sub>
+            <m:r>
+              <w:rPr>
+                <w:rFonts w:ascii="Cambria Math" w:eastAsiaTheme="minorEastAsia" w:hAnsi="Cambria Math" w:cs="Arial"/>
+                <w:sz w:val="22"/>
+                <w:szCs w:val="22"/>
+              </w:rPr>
+              <m:t>5</m:t>
+            </m:r>
+          </m:sub>
+        </m:sSub>
+        <m:r>
+          <w:rPr>
+            <w:rFonts w:ascii="Cambria Math" w:eastAsiaTheme="minorEastAsia" w:hAnsi="Cambria Math" w:cs="Arial"/>
+            <w:sz w:val="22"/>
+            <w:szCs w:val="22"/>
+          </w:rPr>
+          <m:t>*Temp+</m:t>
+        </m:r>
+        <m:sSub>
+          <m:sSubPr>
+            <m:ctrlPr>
+              <w:rPr>
+                <w:rFonts w:ascii="Cambria Math" w:eastAsiaTheme="minorEastAsia" w:hAnsi="Cambria Math" w:cs="Arial"/>
+                <w:i/>
+                <w:iCs/>
+                <w:sz w:val="22"/>
+                <w:szCs w:val="22"/>
+              </w:rPr>
+            </m:ctrlPr>
+          </m:sSubPr>
+          <m:e>
+            <m:r>
+              <w:rPr>
+                <w:rFonts w:ascii="Cambria Math" w:eastAsiaTheme="minorEastAsia" w:hAnsi="Cambria Math" w:cs="Arial"/>
+                <w:sz w:val="22"/>
+                <w:szCs w:val="22"/>
+              </w:rPr>
+              <m:t>β</m:t>
+            </m:r>
+          </m:e>
+          <m:sub>
+            <m:r>
+              <w:rPr>
+                <w:rFonts w:ascii="Cambria Math" w:eastAsiaTheme="minorEastAsia" w:hAnsi="Cambria Math" w:cs="Arial"/>
+                <w:sz w:val="22"/>
+                <w:szCs w:val="22"/>
+              </w:rPr>
+              <m:t>6</m:t>
+            </m:r>
+          </m:sub>
+        </m:sSub>
+        <m:r>
+          <w:rPr>
+            <w:rFonts w:ascii="Cambria Math" w:eastAsiaTheme="minorEastAsia" w:hAnsi="Cambria Math" w:cs="Arial"/>
+            <w:sz w:val="22"/>
+            <w:szCs w:val="22"/>
+          </w:rPr>
+          <m:t>*Snow+</m:t>
+        </m:r>
+        <m:sSub>
+          <m:sSubPr>
+            <m:ctrlPr>
+              <w:rPr>
+                <w:rFonts w:ascii="Cambria Math" w:eastAsiaTheme="minorEastAsia" w:hAnsi="Cambria Math" w:cs="Arial"/>
+                <w:i/>
+                <w:iCs/>
+                <w:sz w:val="22"/>
+                <w:szCs w:val="22"/>
+              </w:rPr>
+            </m:ctrlPr>
+          </m:sSubPr>
+          <m:e>
+            <m:r>
+              <w:rPr>
+                <w:rFonts w:ascii="Cambria Math" w:eastAsiaTheme="minorEastAsia" w:hAnsi="Cambria Math" w:cs="Arial"/>
+                <w:sz w:val="22"/>
+                <w:szCs w:val="22"/>
+              </w:rPr>
+              <m:t>β</m:t>
+            </m:r>
+          </m:e>
+          <m:sub>
+            <m:r>
+              <w:rPr>
+                <w:rFonts w:ascii="Cambria Math" w:eastAsiaTheme="minorEastAsia" w:hAnsi="Cambria Math" w:cs="Arial"/>
+                <w:sz w:val="22"/>
+                <w:szCs w:val="22"/>
+              </w:rPr>
+              <m:t>7</m:t>
+            </m:r>
+          </m:sub>
+        </m:sSub>
+        <m:r>
+          <w:rPr>
+            <w:rFonts w:ascii="Cambria Math" w:eastAsiaTheme="minorEastAsia" w:hAnsi="Cambria Math" w:cs="Arial"/>
+            <w:sz w:val="22"/>
+            <w:szCs w:val="22"/>
+          </w:rPr>
+          <m:t>*Social</m:t>
+        </m:r>
+      </m:oMath>
+      <w:r>
+        <w:rPr>
+          <w:rFonts w:ascii="Arial" w:eastAsiaTheme="minorEastAsia" w:hAnsi="Arial" w:cs="Arial"/>
+          <w:i/>
+          <w:sz w:val="22"/>
+          <w:szCs w:val="22"/>
+        </w:rPr>
+        <w:t xml:space="preserve"> </w:t>
+      </w:r>
     </w:p>
     <w:p>
       <w:pPr>
@@ -8280,6 +8292,93 @@
                 <w:szCs w:val="22"/>
               </w:rPr>
               <w:t>The commuting distance between a raven’s territory and the hunting regions.</w:t>
+            </w:r>
+          </w:p>
+        </w:tc>
+      </w:tr>
+      <w:tr>
+        <w:tc>
+          <w:tcPr>
+            <w:tcW w:w="0" w:type="auto"/>
+          </w:tcPr>
+          <w:p>
+            <w:pPr>
+              <w:spacing w:line="480" w:lineRule="auto"/>
+              <w:rPr>
+                <w:rFonts w:ascii="Arial" w:hAnsi="Arial" w:cs="Arial"/>
+                <w:sz w:val="22"/>
+                <w:szCs w:val="22"/>
+              </w:rPr>
+            </w:pPr>
+            <w:r>
+              <w:rPr>
+                <w:rFonts w:ascii="Arial" w:hAnsi="Arial" w:cs="Arial"/>
+                <w:sz w:val="22"/>
+                <w:szCs w:val="22"/>
+              </w:rPr>
+              <w:t>Season</w:t>
+            </w:r>
+          </w:p>
+        </w:tc>
+        <w:tc>
+          <w:tcPr>
+            <w:tcW w:w="0" w:type="auto"/>
+          </w:tcPr>
+          <w:p>
+            <w:pPr>
+              <w:spacing w:line="480" w:lineRule="auto"/>
+              <w:rPr>
+                <w:rFonts w:ascii="Arial" w:hAnsi="Arial" w:cs="Arial"/>
+                <w:sz w:val="22"/>
+                <w:szCs w:val="22"/>
+              </w:rPr>
+            </w:pPr>
+            <w:r>
+              <w:rPr>
+                <w:rFonts w:ascii="Arial" w:hAnsi="Arial" w:cs="Arial"/>
+                <w:sz w:val="22"/>
+                <w:szCs w:val="22"/>
+              </w:rPr>
+              <w:t>Binary</w:t>
+            </w:r>
+          </w:p>
+        </w:tc>
+        <w:tc>
+          <w:tcPr>
+            <w:tcW w:w="0" w:type="auto"/>
+          </w:tcPr>
+          <w:p>
+            <w:pPr>
+              <w:spacing w:line="480" w:lineRule="auto"/>
+              <w:rPr>
+                <w:rFonts w:ascii="Arial" w:hAnsi="Arial" w:cs="Arial"/>
+                <w:sz w:val="22"/>
+                <w:szCs w:val="22"/>
+              </w:rPr>
+            </w:pPr>
+            <w:r>
+              <w:rPr>
+                <w:rFonts w:ascii="Arial" w:hAnsi="Arial" w:cs="Arial"/>
+                <w:sz w:val="22"/>
+                <w:szCs w:val="22"/>
+              </w:rPr>
+              <w:t xml:space="preserve">Early (15 November – 15 December) or late (1 </w:t>
+            </w:r>
+            <w:r>
+              <w:rPr>
+                <w:rFonts w:ascii="Arial" w:hAnsi="Arial" w:cs="Arial"/>
+                <w:sz w:val="22"/>
+                <w:szCs w:val="22"/>
+              </w:rPr>
+              <w:t>–</w:t>
+            </w:r>
+            <w:r>
+              <w:rPr>
+                <w:rFonts w:ascii="Arial" w:hAnsi="Arial" w:cs="Arial"/>
+                <w:sz w:val="22"/>
+                <w:szCs w:val="22"/>
+              </w:rPr>
+              <w:t xml:space="preserve"> 30 March) winter</w:t>
             </w:r>
           </w:p>
         </w:tc>
